--- a/21101929_김영환_구현보고서.docx
+++ b/21101929_김영환_구현보고서.docx
@@ -732,23 +732,7 @@
           <w:rFonts w:hint="eastAsia"/>
           <w:szCs w:val="22"/>
         </w:rPr>
-        <w:t>(전체 픽셀 중 흰 픽셀</w:t>
-      </w:r>
-      <w:proofErr w:type="gramStart"/>
-      <w:r>
-        <w:rPr>
-          <w:rFonts w:hint="eastAsia"/>
-          <w:szCs w:val="22"/>
-        </w:rPr>
-        <w:t>) &gt;</w:t>
-      </w:r>
-      <w:proofErr w:type="gramEnd"/>
-      <w:r>
-        <w:rPr>
-          <w:rFonts w:hint="eastAsia"/>
-          <w:szCs w:val="22"/>
-        </w:rPr>
-        <w:t xml:space="preserve">= 0.6 은 </w:t>
+        <w:t xml:space="preserve">(전체 픽셀 중 흰 픽셀) &gt;= 0.6 은 </w:t>
       </w:r>
       <w:proofErr w:type="spellStart"/>
       <w:r>
@@ -1010,7 +994,21 @@
           <w:rFonts w:hint="eastAsia"/>
           <w:szCs w:val="22"/>
         </w:rPr>
-        <w:t>를 사용해 구현.</w:t>
+        <w:t xml:space="preserve">를 사용해 </w:t>
+      </w:r>
+      <w:r>
+        <w:rPr>
+          <w:rFonts w:hint="eastAsia"/>
+          <w:szCs w:val="22"/>
+        </w:rPr>
+        <w:t xml:space="preserve">Hessian form </w:t>
+      </w:r>
+      <w:r>
+        <w:rPr>
+          <w:rFonts w:hint="eastAsia"/>
+          <w:szCs w:val="22"/>
+        </w:rPr>
+        <w:t>구현.</w:t>
       </w:r>
       <w:r>
         <w:rPr>
@@ -1464,21 +1462,6 @@
       </w:r>
       <w:r>
         <w:rPr>
-          <w:rFonts w:hint="eastAsia"/>
-          <w:szCs w:val="22"/>
-        </w:rPr>
-        <w:t xml:space="preserve"> </w:t>
-      </w:r>
-      <w:r>
-        <w:rPr>
-          <w:rFonts w:hint="eastAsia"/>
-          <w:szCs w:val="22"/>
-          <w:u w:val="single"/>
-        </w:rPr>
-        <w:t>(cv 패키지 내부 참고 후 구현)</w:t>
-      </w:r>
-      <w:r>
-        <w:rPr>
           <w:szCs w:val="22"/>
         </w:rPr>
         <w:br/>
@@ -1517,7 +1500,28 @@
           <w:rFonts w:hint="eastAsia"/>
           <w:szCs w:val="22"/>
         </w:rPr>
-        <w:t xml:space="preserve"> 수식 기반의 표준 Hough 참고</w:t>
+        <w:t xml:space="preserve"> 수식 기반의 </w:t>
+      </w:r>
+      <w:r>
+        <w:rPr>
+          <w:rFonts w:hint="eastAsia"/>
+          <w:szCs w:val="22"/>
+        </w:rPr>
+        <w:t xml:space="preserve">Hessian form으로 </w:t>
+      </w:r>
+      <w:r>
+        <w:rPr>
+          <w:rFonts w:hint="eastAsia"/>
+          <w:szCs w:val="22"/>
+        </w:rPr>
+        <w:t xml:space="preserve">Hough </w:t>
+      </w:r>
+      <w:r>
+        <w:rPr>
+          <w:rFonts w:hint="eastAsia"/>
+          <w:szCs w:val="22"/>
+        </w:rPr>
+        <w:t>구현</w:t>
       </w:r>
       <w:r>
         <w:rPr>
@@ -1532,7 +1536,6 @@
         <w:tab/>
       </w:r>
       <w:proofErr w:type="spellStart"/>
-      <w:proofErr w:type="gramStart"/>
       <w:r>
         <w:rPr>
           <w:rFonts w:hint="eastAsia"/>
@@ -1541,7 +1544,6 @@
         <w:t>np.bincount</w:t>
       </w:r>
       <w:proofErr w:type="spellEnd"/>
-      <w:proofErr w:type="gramEnd"/>
       <w:r>
         <w:rPr>
           <w:rFonts w:hint="eastAsia"/>
@@ -2745,7 +2747,44 @@
           <w:rFonts w:hint="eastAsia"/>
           <w:szCs w:val="22"/>
         </w:rPr>
-        <w:t>주변 값을 반영하는 gaussian의 영향인지, 명함과 주변 사물이 이어지는 문제 발생.</w:t>
+        <w:t xml:space="preserve">주변 값을 반영하는 gaussian의 영향인지, </w:t>
+      </w:r>
+      <w:proofErr w:type="spellStart"/>
+      <w:r>
+        <w:rPr>
+          <w:rFonts w:hint="eastAsia"/>
+          <w:szCs w:val="22"/>
+        </w:rPr>
+        <w:t>otsu</w:t>
+      </w:r>
+      <w:proofErr w:type="spellEnd"/>
+      <w:r>
+        <w:rPr>
+          <w:rFonts w:hint="eastAsia"/>
+          <w:szCs w:val="22"/>
+        </w:rPr>
+        <w:t xml:space="preserve"> 후 </w:t>
+      </w:r>
+      <w:r>
+        <w:rPr>
+          <w:rFonts w:hint="eastAsia"/>
+          <w:szCs w:val="22"/>
+        </w:rPr>
+        <w:t>주변 사물</w:t>
+      </w:r>
+      <w:r>
+        <w:rPr>
+          <w:rFonts w:hint="eastAsia"/>
+          <w:szCs w:val="22"/>
+        </w:rPr>
+        <w:t xml:space="preserve">과 </w:t>
+      </w:r>
+      <w:r>
+        <w:rPr>
+          <w:rFonts w:hint="eastAsia"/>
+          <w:szCs w:val="22"/>
+        </w:rPr>
+        <w:t>이어지는 문제 발생.</w:t>
       </w:r>
       <w:r>
         <w:rPr>
@@ -2875,7 +2914,6 @@
     <w:p>
       <w:pPr>
         <w:rPr>
-          <w:rFonts w:hint="eastAsia"/>
           <w:szCs w:val="22"/>
         </w:rPr>
       </w:pPr>
@@ -2925,7 +2963,6 @@
     <w:p>
       <w:pPr>
         <w:rPr>
-          <w:rFonts w:hint="eastAsia"/>
           <w:szCs w:val="22"/>
         </w:rPr>
       </w:pPr>
@@ -2956,12 +2993,12 @@
     <w:p>
       <w:pPr>
         <w:rPr>
-          <w:rFonts w:hint="eastAsia"/>
-          <w:szCs w:val="22"/>
-        </w:rPr>
-      </w:pPr>
-      <w:r>
-        <w:rPr>
+          <w:szCs w:val="22"/>
+        </w:rPr>
+      </w:pPr>
+      <w:r>
+        <w:rPr>
+          <w:noProof/>
           <w:szCs w:val="22"/>
         </w:rPr>
         <w:drawing>
@@ -3134,7 +3171,6 @@
     <w:p>
       <w:pPr>
         <w:rPr>
-          <w:rFonts w:hint="eastAsia"/>
           <w:szCs w:val="22"/>
         </w:rPr>
       </w:pPr>
@@ -3206,15 +3242,15 @@
           <w:noProof/>
         </w:rPr>
         <w:drawing>
-          <wp:anchor distT="0" distB="0" distL="114300" distR="114300" simplePos="0" relativeHeight="251661312" behindDoc="0" locked="0" layoutInCell="1" allowOverlap="1" wp14:anchorId="36F1B0A8" wp14:editId="11227E01">
+          <wp:anchor distT="0" distB="0" distL="114300" distR="114300" simplePos="0" relativeHeight="251661312" behindDoc="0" locked="0" layoutInCell="1" allowOverlap="1" wp14:anchorId="36F1B0A8" wp14:editId="5B2B3114">
             <wp:simplePos x="0" y="0"/>
             <wp:positionH relativeFrom="column">
-              <wp:posOffset>2306955</wp:posOffset>
+              <wp:posOffset>2063750</wp:posOffset>
             </wp:positionH>
             <wp:positionV relativeFrom="paragraph">
-              <wp:posOffset>511810</wp:posOffset>
+              <wp:posOffset>532765</wp:posOffset>
             </wp:positionV>
-            <wp:extent cx="2270125" cy="1701800"/>
+            <wp:extent cx="1990090" cy="1492250"/>
             <wp:effectExtent l="0" t="0" r="0" b="0"/>
             <wp:wrapSquare wrapText="bothSides"/>
             <wp:docPr id="2059867620" name="그림 1"/>
@@ -3243,7 +3279,7 @@
                   <pic:spPr>
                     <a:xfrm>
                       <a:off x="0" y="0"/>
-                      <a:ext cx="2270125" cy="1701800"/>
+                      <a:ext cx="1990090" cy="1492250"/>
                     </a:xfrm>
                     <a:prstGeom prst="rect">
                       <a:avLst/>
@@ -3266,7 +3302,7 @@
           <w:noProof/>
         </w:rPr>
         <w:drawing>
-          <wp:anchor distT="0" distB="0" distL="114300" distR="114300" simplePos="0" relativeHeight="251660288" behindDoc="0" locked="0" layoutInCell="1" allowOverlap="1" wp14:anchorId="1308C377" wp14:editId="34F81530">
+          <wp:anchor distT="0" distB="0" distL="114300" distR="114300" simplePos="0" relativeHeight="251660288" behindDoc="0" locked="0" layoutInCell="1" allowOverlap="1" wp14:anchorId="1308C377" wp14:editId="684FE114">
             <wp:simplePos x="0" y="0"/>
             <wp:positionH relativeFrom="margin">
               <wp:align>left</wp:align>
@@ -3274,8 +3310,8 @@
             <wp:positionV relativeFrom="paragraph">
               <wp:posOffset>523680</wp:posOffset>
             </wp:positionV>
-            <wp:extent cx="2212975" cy="1659890"/>
-            <wp:effectExtent l="0" t="0" r="0" b="0"/>
+            <wp:extent cx="1997710" cy="1498600"/>
+            <wp:effectExtent l="0" t="0" r="2540" b="6350"/>
             <wp:wrapSquare wrapText="bothSides"/>
             <wp:docPr id="875194537" name="그림 1"/>
             <wp:cNvGraphicFramePr>
@@ -3303,7 +3339,7 @@
                   <pic:spPr>
                     <a:xfrm>
                       <a:off x="0" y="0"/>
-                      <a:ext cx="2216364" cy="1662106"/>
+                      <a:ext cx="2010493" cy="1507719"/>
                     </a:xfrm>
                     <a:prstGeom prst="rect">
                       <a:avLst/>
@@ -3469,19 +3505,49 @@
       </w:pPr>
       <w:r>
         <w:rPr>
+          <w:rFonts w:hint="eastAsia"/>
+          <w:szCs w:val="22"/>
+        </w:rPr>
+        <w:t>(해당 경우 edge와 inductive bias의 결합이 더 좋았을 것으로 판단)</w:t>
+      </w:r>
+    </w:p>
+    <w:p>
+      <w:pPr>
+        <w:rPr>
+          <w:szCs w:val="22"/>
+        </w:rPr>
+      </w:pPr>
+    </w:p>
+    <w:p>
+      <w:pPr>
+        <w:rPr>
+          <w:b/>
+          <w:bCs/>
+          <w:szCs w:val="22"/>
+        </w:rPr>
+      </w:pPr>
+    </w:p>
+    <w:p>
+      <w:pPr>
+        <w:rPr>
+          <w:szCs w:val="22"/>
+        </w:rPr>
+      </w:pPr>
+      <w:r>
+        <w:rPr>
           <w:noProof/>
         </w:rPr>
         <w:drawing>
-          <wp:anchor distT="0" distB="0" distL="114300" distR="114300" simplePos="0" relativeHeight="251663360" behindDoc="0" locked="0" layoutInCell="1" allowOverlap="1" wp14:anchorId="45A6E43C" wp14:editId="0AE50FF8">
+          <wp:anchor distT="0" distB="0" distL="114300" distR="114300" simplePos="0" relativeHeight="251663360" behindDoc="0" locked="0" layoutInCell="1" allowOverlap="1" wp14:anchorId="45A6E43C" wp14:editId="16314E71">
             <wp:simplePos x="0" y="0"/>
             <wp:positionH relativeFrom="column">
-              <wp:posOffset>2025650</wp:posOffset>
+              <wp:posOffset>1764665</wp:posOffset>
             </wp:positionH>
             <wp:positionV relativeFrom="paragraph">
-              <wp:posOffset>333375</wp:posOffset>
+              <wp:posOffset>784860</wp:posOffset>
             </wp:positionV>
-            <wp:extent cx="1912620" cy="2550160"/>
-            <wp:effectExtent l="0" t="0" r="0" b="2540"/>
+            <wp:extent cx="1648460" cy="2199640"/>
+            <wp:effectExtent l="0" t="0" r="8890" b="0"/>
             <wp:wrapSquare wrapText="bothSides"/>
             <wp:docPr id="1167022160" name="그림 1"/>
             <wp:cNvGraphicFramePr>
@@ -3509,7 +3575,7 @@
                   <pic:spPr>
                     <a:xfrm>
                       <a:off x="0" y="0"/>
-                      <a:ext cx="1912620" cy="2550160"/>
+                      <a:ext cx="1648460" cy="2199640"/>
                     </a:xfrm>
                     <a:prstGeom prst="rect">
                       <a:avLst/>
@@ -3532,16 +3598,16 @@
           <w:noProof/>
         </w:rPr>
         <w:drawing>
-          <wp:anchor distT="0" distB="0" distL="114300" distR="114300" simplePos="0" relativeHeight="251662336" behindDoc="0" locked="0" layoutInCell="1" allowOverlap="1" wp14:anchorId="315A6830" wp14:editId="341ED218">
+          <wp:anchor distT="0" distB="0" distL="114300" distR="114300" simplePos="0" relativeHeight="251662336" behindDoc="0" locked="0" layoutInCell="1" allowOverlap="1" wp14:anchorId="315A6830" wp14:editId="1299609B">
             <wp:simplePos x="0" y="0"/>
             <wp:positionH relativeFrom="margin">
-              <wp:align>left</wp:align>
+              <wp:posOffset>19050</wp:posOffset>
             </wp:positionH>
             <wp:positionV relativeFrom="paragraph">
-              <wp:posOffset>333130</wp:posOffset>
+              <wp:posOffset>791210</wp:posOffset>
             </wp:positionV>
-            <wp:extent cx="1914525" cy="2552700"/>
-            <wp:effectExtent l="0" t="0" r="9525" b="0"/>
+            <wp:extent cx="1644650" cy="2193290"/>
+            <wp:effectExtent l="0" t="0" r="0" b="0"/>
             <wp:wrapSquare wrapText="bothSides"/>
             <wp:docPr id="1822968634" name="그림 1"/>
             <wp:cNvGraphicFramePr>
@@ -3569,7 +3635,7 @@
                   <pic:spPr>
                     <a:xfrm>
                       <a:off x="0" y="0"/>
-                      <a:ext cx="1918972" cy="2558629"/>
+                      <a:ext cx="1644650" cy="2193290"/>
                     </a:xfrm>
                     <a:prstGeom prst="rect">
                       <a:avLst/>
@@ -3650,6 +3716,22 @@
     <w:p>
       <w:pPr>
         <w:rPr>
+          <w:sz w:val="26"/>
+          <w:szCs w:val="26"/>
+        </w:rPr>
+      </w:pPr>
+    </w:p>
+    <w:p>
+      <w:pPr>
+        <w:rPr>
+          <w:sz w:val="26"/>
+          <w:szCs w:val="26"/>
+        </w:rPr>
+      </w:pPr>
+    </w:p>
+    <w:p>
+      <w:pPr>
+        <w:rPr>
           <w:szCs w:val="22"/>
         </w:rPr>
       </w:pPr>
@@ -3739,92 +3821,30 @@
           <w:rFonts w:hint="eastAsia"/>
           <w:szCs w:val="22"/>
         </w:rPr>
-        <w:t xml:space="preserve"> 정말 어려운 것임을 다시금 느꼈습니다. 그럼에도 불구하고 영상처리에서 수업 과정에서 배웠던 내용을 토대로 최대한 구현해볼 수 있어 뜻깊은 프로젝트였습니다.</w:t>
-      </w:r>
-    </w:p>
-    <w:p>
-      <w:pPr>
-        <w:rPr>
-          <w:rFonts w:hint="eastAsia"/>
-          <w:szCs w:val="22"/>
-        </w:rPr>
-      </w:pPr>
-    </w:p>
-    <w:p>
-      <w:pPr>
-        <w:rPr>
-          <w:szCs w:val="22"/>
-        </w:rPr>
-      </w:pPr>
-    </w:p>
-    <w:p>
-      <w:pPr>
-        <w:rPr>
-          <w:rFonts w:hint="eastAsia"/>
-          <w:szCs w:val="22"/>
-        </w:rPr>
-      </w:pPr>
-    </w:p>
-    <w:p>
-      <w:pPr>
-        <w:rPr>
-          <w:szCs w:val="22"/>
-        </w:rPr>
-      </w:pPr>
-      <w:r>
-        <w:rPr>
-          <w:szCs w:val="22"/>
-        </w:rPr>
-        <w:tab/>
-      </w:r>
-      <w:r>
-        <w:rPr>
-          <w:szCs w:val="22"/>
-        </w:rPr>
-        <w:tab/>
-      </w:r>
-      <w:r>
-        <w:rPr>
-          <w:szCs w:val="22"/>
-        </w:rPr>
-        <w:tab/>
-      </w:r>
-      <w:r>
-        <w:rPr>
-          <w:szCs w:val="22"/>
-        </w:rPr>
-        <w:tab/>
-      </w:r>
-      <w:r>
-        <w:rPr>
-          <w:szCs w:val="22"/>
-        </w:rPr>
-        <w:tab/>
-      </w:r>
-      <w:r>
-        <w:rPr>
-          <w:szCs w:val="22"/>
-        </w:rPr>
-        <w:tab/>
-      </w:r>
-      <w:r>
-        <w:rPr>
-          <w:szCs w:val="22"/>
-        </w:rPr>
-        <w:tab/>
-      </w:r>
-      <w:r>
-        <w:rPr>
-          <w:szCs w:val="22"/>
-        </w:rPr>
-        <w:tab/>
-      </w:r>
-      <w:r>
-        <w:rPr>
-          <w:szCs w:val="22"/>
-        </w:rPr>
-        <w:tab/>
-      </w:r>
+        <w:t xml:space="preserve"> 정말 어려운 것임을 다시금 느꼈습니다. 그럼에도 불구하고 영상처리에서 수업 과정에서 배웠던 내용을 토대로 최대한 구현해볼 수 있어 뜻깊은 프로젝트였습니다</w:t>
+      </w:r>
+      <w:r>
+        <w:rPr>
+          <w:rFonts w:hint="eastAsia"/>
+          <w:szCs w:val="22"/>
+        </w:rPr>
+        <w:t>.</w:t>
+      </w:r>
+    </w:p>
+    <w:p>
+      <w:pPr>
+        <w:rPr>
+          <w:szCs w:val="22"/>
+        </w:rPr>
+      </w:pPr>
+    </w:p>
+    <w:p>
+      <w:pPr>
+        <w:ind w:left="6400" w:firstLine="800"/>
+        <w:rPr>
+          <w:szCs w:val="22"/>
+        </w:rPr>
+      </w:pPr>
       <w:r>
         <w:rPr>
           <w:rFonts w:hint="eastAsia"/>
@@ -3832,14 +3852,6 @@
         </w:rPr>
         <w:t>감사합니다.</w:t>
       </w:r>
-    </w:p>
-    <w:p>
-      <w:pPr>
-        <w:rPr>
-          <w:rFonts w:hint="eastAsia"/>
-          <w:szCs w:val="22"/>
-        </w:rPr>
-      </w:pPr>
     </w:p>
     <w:sectPr>
       <w:pgSz w:w="11906" w:h="16838"/>
